--- a/docs/docx/01_기획명세서/spec_push.docx
+++ b/docs/docx/01_기획명세서/spec_push.docx
@@ -6462,6 +6462,1162 @@
       </w:r>
       <w:r>
         <w:t xml:space="preserve">— FCM delivery receipt은 비동기이므로 별도 Worker가 수집 후 stats JSON을 갱신한다.</w:t>
+      </w:r>
+    </w:p>
+    <w:p>
+      <w:r>
+        <w:pict>
+          <v:rect style="width:0;height:1.5pt" o:hralign="center" o:hrstd="t" o:hr="t"/>
+        </w:pict>
+      </w:r>
+    </w:p>
+    <w:p>
+      <w:pPr>
+        <w:pStyle w:val="Heading2"/>
+      </w:pPr>
+      <w:bookmarkStart w:id="32" w:name="정상작동-시나리오"/>
+      <w:r>
+        <w:t xml:space="preserve">4. 정상작동 시나리오</w:t>
+      </w:r>
+      <w:bookmarkEnd w:id="32"/>
+    </w:p>
+    <w:p>
+      <w:pPr>
+        <w:pStyle w:val="Heading3"/>
+      </w:pPr>
+      <w:bookmarkStart w:id="33" w:name="시나리오-1-푸시-알림-발송"/>
+      <w:r>
+        <w:t xml:space="preserve">시나리오 1: 푸시 알림 발송</w:t>
+      </w:r>
+      <w:bookmarkEnd w:id="33"/>
+    </w:p>
+    <w:tbl>
+      <w:tblPr>
+        <w:tblStyle w:val="Table"/>
+        <w:jc w:val="center"/>
+        <w:tblLook w:firstRow="1"/>
+        <w:tblW w:w="5000" w:type="pct"/>
+      </w:tblPr>
+      <w:tblGrid/>
+      <w:tr>
+        <w:trPr>
+          <w:cnfStyle w:firstRow="1"/>
+          <w:tblHeader/>
+        </w:trPr>
+        <w:tc>
+          <w:tcPr>
+            <w:tcBorders>
+              <w:bottom w:val="single"/>
+            </w:tcBorders>
+            <w:vAlign w:val="bottom"/>
+            <w:tcBorders>
+              <w:top w:val="single" w:sz="6" w:space="0" w:color="2E75B6"/>
+              <w:bottom w:val="single" w:sz="6" w:space="0" w:color="2E75B6"/>
+              <w:left w:val="single" w:sz="4" w:space="0" w:color="BFBFBF"/>
+              <w:right w:val="single" w:sz="4" w:space="0" w:color="BFBFBF"/>
+            </w:tcBorders>
+            <w:shd w:fill="2E75B6" w:val="clear"/>
+            <w:tcMar>
+              <w:top w:w="50" w:type="dxa"/>
+              <w:bottom w:w="50" w:type="dxa"/>
+              <w:left w:w="100" w:type="dxa"/>
+              <w:right w:w="100" w:type="dxa"/>
+            </w:tcMar>
+          </w:tcPr>
+          <w:p>
+            <w:pPr>
+              <w:pStyle w:val="Compact"/>
+              <w:spacing w:before="20" w:after="20" w:line="280" w:lineRule="exact"/>
+              <w:jc w:val="left"/>
+            </w:pPr>
+            <w:r>
+              <w:rPr>
+                <w:rFonts w:ascii="Arial" w:hAnsi="Arial" w:eastAsia="맑은 고딕"/>
+                <w:b/>
+                <w:color w:val="FFFFFF"/>
+                <w:sz w:val="18"/>
+              </w:rPr>
+              <w:t xml:space="preserve">단계</w:t>
+            </w:r>
+          </w:p>
+        </w:tc>
+        <w:tc>
+          <w:tcPr>
+            <w:tcBorders>
+              <w:bottom w:val="single"/>
+            </w:tcBorders>
+            <w:vAlign w:val="bottom"/>
+            <w:tcBorders>
+              <w:top w:val="single" w:sz="6" w:space="0" w:color="2E75B6"/>
+              <w:bottom w:val="single" w:sz="6" w:space="0" w:color="2E75B6"/>
+              <w:left w:val="single" w:sz="4" w:space="0" w:color="BFBFBF"/>
+              <w:right w:val="single" w:sz="4" w:space="0" w:color="BFBFBF"/>
+            </w:tcBorders>
+            <w:shd w:fill="2E75B6" w:val="clear"/>
+            <w:tcMar>
+              <w:top w:w="50" w:type="dxa"/>
+              <w:bottom w:w="50" w:type="dxa"/>
+              <w:left w:w="100" w:type="dxa"/>
+              <w:right w:w="100" w:type="dxa"/>
+            </w:tcMar>
+          </w:tcPr>
+          <w:p>
+            <w:pPr>
+              <w:pStyle w:val="Compact"/>
+              <w:spacing w:before="20" w:after="20" w:line="280" w:lineRule="exact"/>
+              <w:jc w:val="left"/>
+            </w:pPr>
+            <w:r>
+              <w:rPr>
+                <w:rFonts w:ascii="Arial" w:hAnsi="Arial" w:eastAsia="맑은 고딕"/>
+                <w:b/>
+                <w:color w:val="FFFFFF"/>
+                <w:sz w:val="18"/>
+              </w:rPr>
+              <w:t xml:space="preserve">사용자 행동</w:t>
+            </w:r>
+          </w:p>
+        </w:tc>
+        <w:tc>
+          <w:tcPr>
+            <w:tcBorders>
+              <w:bottom w:val="single"/>
+            </w:tcBorders>
+            <w:vAlign w:val="bottom"/>
+            <w:tcBorders>
+              <w:top w:val="single" w:sz="6" w:space="0" w:color="2E75B6"/>
+              <w:bottom w:val="single" w:sz="6" w:space="0" w:color="2E75B6"/>
+              <w:left w:val="single" w:sz="4" w:space="0" w:color="BFBFBF"/>
+              <w:right w:val="single" w:sz="4" w:space="0" w:color="BFBFBF"/>
+            </w:tcBorders>
+            <w:shd w:fill="2E75B6" w:val="clear"/>
+            <w:tcMar>
+              <w:top w:w="50" w:type="dxa"/>
+              <w:bottom w:w="50" w:type="dxa"/>
+              <w:left w:w="100" w:type="dxa"/>
+              <w:right w:w="100" w:type="dxa"/>
+            </w:tcMar>
+          </w:tcPr>
+          <w:p>
+            <w:pPr>
+              <w:pStyle w:val="Compact"/>
+              <w:spacing w:before="20" w:after="20" w:line="280" w:lineRule="exact"/>
+              <w:jc w:val="left"/>
+            </w:pPr>
+            <w:r>
+              <w:rPr>
+                <w:rFonts w:ascii="Arial" w:hAnsi="Arial" w:eastAsia="맑은 고딕"/>
+                <w:b/>
+                <w:color w:val="FFFFFF"/>
+                <w:sz w:val="18"/>
+              </w:rPr>
+              <w:t xml:space="preserve">시스템 응답</w:t>
+            </w:r>
+          </w:p>
+        </w:tc>
+        <w:tc>
+          <w:tcPr>
+            <w:tcBorders>
+              <w:bottom w:val="single"/>
+            </w:tcBorders>
+            <w:vAlign w:val="bottom"/>
+            <w:tcBorders>
+              <w:top w:val="single" w:sz="6" w:space="0" w:color="2E75B6"/>
+              <w:bottom w:val="single" w:sz="6" w:space="0" w:color="2E75B6"/>
+              <w:left w:val="single" w:sz="4" w:space="0" w:color="BFBFBF"/>
+              <w:right w:val="single" w:sz="4" w:space="0" w:color="BFBFBF"/>
+            </w:tcBorders>
+            <w:shd w:fill="2E75B6" w:val="clear"/>
+            <w:tcMar>
+              <w:top w:w="50" w:type="dxa"/>
+              <w:bottom w:w="50" w:type="dxa"/>
+              <w:left w:w="100" w:type="dxa"/>
+              <w:right w:w="100" w:type="dxa"/>
+            </w:tcMar>
+          </w:tcPr>
+          <w:p>
+            <w:pPr>
+              <w:pStyle w:val="Compact"/>
+              <w:spacing w:before="20" w:after="20" w:line="280" w:lineRule="exact"/>
+              <w:jc w:val="left"/>
+            </w:pPr>
+            <w:r>
+              <w:rPr>
+                <w:rFonts w:ascii="Arial" w:hAnsi="Arial" w:eastAsia="맑은 고딕"/>
+                <w:b/>
+                <w:color w:val="FFFFFF"/>
+                <w:sz w:val="18"/>
+              </w:rPr>
+              <w:t xml:space="preserve">검증 포인트</w:t>
+            </w:r>
+          </w:p>
+        </w:tc>
+      </w:tr>
+      <w:tr>
+        <w:trPr/>
+        <w:tc>
+          <w:tcPr>
+            <w:tcBorders>
+              <w:top w:val="single" w:sz="4" w:space="0" w:color="BFBFBF"/>
+              <w:bottom w:val="single" w:sz="4" w:space="0" w:color="BFBFBF"/>
+              <w:left w:val="single" w:sz="4" w:space="0" w:color="BFBFBF"/>
+              <w:right w:val="single" w:sz="4" w:space="0" w:color="BFBFBF"/>
+            </w:tcBorders>
+            <w:tcMar>
+              <w:top w:w="50" w:type="dxa"/>
+              <w:bottom w:w="50" w:type="dxa"/>
+              <w:left w:w="100" w:type="dxa"/>
+              <w:right w:w="100" w:type="dxa"/>
+            </w:tcMar>
+          </w:tcPr>
+          <w:p>
+            <w:pPr>
+              <w:pStyle w:val="Compact"/>
+              <w:spacing w:before="20" w:after="20" w:line="280" w:lineRule="exact"/>
+              <w:jc w:val="left"/>
+            </w:pPr>
+            <w:r>
+              <w:rPr>
+                <w:rFonts w:ascii="Arial" w:hAnsi="Arial" w:eastAsia="맑은 고딕"/>
+                <w:color w:val="333333"/>
+                <w:sz w:val="18"/>
+              </w:rPr>
+              <w:t xml:space="preserve">1</w:t>
+            </w:r>
+          </w:p>
+        </w:tc>
+        <w:tc>
+          <w:tcPr>
+            <w:tcBorders>
+              <w:top w:val="single" w:sz="4" w:space="0" w:color="BFBFBF"/>
+              <w:bottom w:val="single" w:sz="4" w:space="0" w:color="BFBFBF"/>
+              <w:left w:val="single" w:sz="4" w:space="0" w:color="BFBFBF"/>
+              <w:right w:val="single" w:sz="4" w:space="0" w:color="BFBFBF"/>
+            </w:tcBorders>
+            <w:tcMar>
+              <w:top w:w="50" w:type="dxa"/>
+              <w:bottom w:w="50" w:type="dxa"/>
+              <w:left w:w="100" w:type="dxa"/>
+              <w:right w:w="100" w:type="dxa"/>
+            </w:tcMar>
+          </w:tcPr>
+          <w:p>
+            <w:pPr>
+              <w:pStyle w:val="Compact"/>
+              <w:spacing w:before="20" w:after="20" w:line="280" w:lineRule="exact"/>
+              <w:jc w:val="left"/>
+            </w:pPr>
+            <w:r>
+              <w:rPr>
+                <w:rFonts w:ascii="Arial" w:hAnsi="Arial" w:eastAsia="맑은 고딕"/>
+                <w:color w:val="333333"/>
+                <w:sz w:val="18"/>
+              </w:rPr>
+              <w:t xml:space="preserve">푸시 목록 → [알림 등록]</w:t>
+            </w:r>
+          </w:p>
+        </w:tc>
+        <w:tc>
+          <w:tcPr>
+            <w:tcBorders>
+              <w:top w:val="single" w:sz="4" w:space="0" w:color="BFBFBF"/>
+              <w:bottom w:val="single" w:sz="4" w:space="0" w:color="BFBFBF"/>
+              <w:left w:val="single" w:sz="4" w:space="0" w:color="BFBFBF"/>
+              <w:right w:val="single" w:sz="4" w:space="0" w:color="BFBFBF"/>
+            </w:tcBorders>
+            <w:tcMar>
+              <w:top w:w="50" w:type="dxa"/>
+              <w:bottom w:w="50" w:type="dxa"/>
+              <w:left w:w="100" w:type="dxa"/>
+              <w:right w:w="100" w:type="dxa"/>
+            </w:tcMar>
+          </w:tcPr>
+          <w:p>
+            <w:pPr>
+              <w:pStyle w:val="Compact"/>
+              <w:spacing w:before="20" w:after="20" w:line="280" w:lineRule="exact"/>
+              <w:jc w:val="left"/>
+            </w:pPr>
+            <w:r>
+              <w:rPr>
+                <w:rFonts w:ascii="Arial" w:hAnsi="Arial" w:eastAsia="맑은 고딕"/>
+                <w:color w:val="333333"/>
+                <w:sz w:val="18"/>
+              </w:rPr>
+              <w:t xml:space="preserve">생성 폼 렌더링</w:t>
+            </w:r>
+          </w:p>
+        </w:tc>
+        <w:tc>
+          <w:tcPr>
+            <w:tcBorders>
+              <w:top w:val="single" w:sz="4" w:space="0" w:color="BFBFBF"/>
+              <w:bottom w:val="single" w:sz="4" w:space="0" w:color="BFBFBF"/>
+              <w:left w:val="single" w:sz="4" w:space="0" w:color="BFBFBF"/>
+              <w:right w:val="single" w:sz="4" w:space="0" w:color="BFBFBF"/>
+            </w:tcBorders>
+            <w:tcMar>
+              <w:top w:w="50" w:type="dxa"/>
+              <w:bottom w:w="50" w:type="dxa"/>
+              <w:left w:w="100" w:type="dxa"/>
+              <w:right w:w="100" w:type="dxa"/>
+            </w:tcMar>
+          </w:tcPr>
+          <w:p>
+            <w:pPr>
+              <w:pStyle w:val="Compact"/>
+              <w:spacing w:before="20" w:after="20" w:line="280" w:lineRule="exact"/>
+              <w:jc w:val="left"/>
+            </w:pPr>
+            <w:r>
+              <w:rPr>
+                <w:rFonts w:ascii="Arial" w:hAnsi="Arial" w:eastAsia="맑은 고딕"/>
+                <w:color w:val="333333"/>
+                <w:sz w:val="18"/>
+              </w:rPr>
+              <w:t xml:space="preserve">제목/내용/대상/예약시간</w:t>
+            </w:r>
+          </w:p>
+        </w:tc>
+      </w:tr>
+      <w:tr>
+        <w:trPr/>
+        <w:tc>
+          <w:tcPr>
+            <w:tcBorders>
+              <w:top w:val="single" w:sz="4" w:space="0" w:color="BFBFBF"/>
+              <w:bottom w:val="single" w:sz="4" w:space="0" w:color="BFBFBF"/>
+              <w:left w:val="single" w:sz="4" w:space="0" w:color="BFBFBF"/>
+              <w:right w:val="single" w:sz="4" w:space="0" w:color="BFBFBF"/>
+            </w:tcBorders>
+            <w:shd w:fill="F2F7FB" w:val="clear"/>
+            <w:tcMar>
+              <w:top w:w="50" w:type="dxa"/>
+              <w:bottom w:w="50" w:type="dxa"/>
+              <w:left w:w="100" w:type="dxa"/>
+              <w:right w:w="100" w:type="dxa"/>
+            </w:tcMar>
+          </w:tcPr>
+          <w:p>
+            <w:pPr>
+              <w:pStyle w:val="Compact"/>
+              <w:spacing w:before="20" w:after="20" w:line="280" w:lineRule="exact"/>
+              <w:jc w:val="left"/>
+            </w:pPr>
+            <w:r>
+              <w:rPr>
+                <w:rFonts w:ascii="Arial" w:hAnsi="Arial" w:eastAsia="맑은 고딕"/>
+                <w:color w:val="333333"/>
+                <w:sz w:val="18"/>
+              </w:rPr>
+              <w:t xml:space="preserve">2</w:t>
+            </w:r>
+          </w:p>
+        </w:tc>
+        <w:tc>
+          <w:tcPr>
+            <w:tcBorders>
+              <w:top w:val="single" w:sz="4" w:space="0" w:color="BFBFBF"/>
+              <w:bottom w:val="single" w:sz="4" w:space="0" w:color="BFBFBF"/>
+              <w:left w:val="single" w:sz="4" w:space="0" w:color="BFBFBF"/>
+              <w:right w:val="single" w:sz="4" w:space="0" w:color="BFBFBF"/>
+            </w:tcBorders>
+            <w:shd w:fill="F2F7FB" w:val="clear"/>
+            <w:tcMar>
+              <w:top w:w="50" w:type="dxa"/>
+              <w:bottom w:w="50" w:type="dxa"/>
+              <w:left w:w="100" w:type="dxa"/>
+              <w:right w:w="100" w:type="dxa"/>
+            </w:tcMar>
+          </w:tcPr>
+          <w:p>
+            <w:pPr>
+              <w:pStyle w:val="Compact"/>
+              <w:spacing w:before="20" w:after="20" w:line="280" w:lineRule="exact"/>
+              <w:jc w:val="left"/>
+            </w:pPr>
+            <w:r>
+              <w:rPr>
+                <w:rFonts w:ascii="Arial" w:hAnsi="Arial" w:eastAsia="맑은 고딕"/>
+                <w:color w:val="333333"/>
+                <w:sz w:val="18"/>
+              </w:rPr>
+              <w:t xml:space="preserve">제목/내용 입력 + 대상:</w:t>
+            </w:r>
+            <w:r>
+              <w:rPr>
+                <w:rFonts w:ascii="Arial" w:hAnsi="Arial" w:eastAsia="맑은 고딕"/>
+                <w:color w:val="333333"/>
+                <w:sz w:val="18"/>
+              </w:rPr>
+              <w:t xml:space="preserve"> </w:t>
+            </w:r>
+            <w:r>
+              <w:rPr>
+                <w:rFonts w:ascii="Arial" w:hAnsi="Arial" w:eastAsia="맑은 고딕"/>
+                <w:color w:val="333333"/>
+                <w:sz w:val="18"/>
+              </w:rPr>
+              <w:t xml:space="preserve">“</w:t>
+            </w:r>
+            <w:r>
+              <w:rPr>
+                <w:rFonts w:ascii="Arial" w:hAnsi="Arial" w:eastAsia="맑은 고딕"/>
+                <w:color w:val="333333"/>
+                <w:sz w:val="18"/>
+              </w:rPr>
+              <w:t xml:space="preserve">전체 회원</w:t>
+            </w:r>
+            <w:r>
+              <w:rPr>
+                <w:rFonts w:ascii="Arial" w:hAnsi="Arial" w:eastAsia="맑은 고딕"/>
+                <w:color w:val="333333"/>
+                <w:sz w:val="18"/>
+              </w:rPr>
+              <w:t xml:space="preserve">”</w:t>
+            </w:r>
+          </w:p>
+        </w:tc>
+        <w:tc>
+          <w:tcPr>
+            <w:tcBorders>
+              <w:top w:val="single" w:sz="4" w:space="0" w:color="BFBFBF"/>
+              <w:bottom w:val="single" w:sz="4" w:space="0" w:color="BFBFBF"/>
+              <w:left w:val="single" w:sz="4" w:space="0" w:color="BFBFBF"/>
+              <w:right w:val="single" w:sz="4" w:space="0" w:color="BFBFBF"/>
+            </w:tcBorders>
+            <w:shd w:fill="F2F7FB" w:val="clear"/>
+            <w:tcMar>
+              <w:top w:w="50" w:type="dxa"/>
+              <w:bottom w:w="50" w:type="dxa"/>
+              <w:left w:w="100" w:type="dxa"/>
+              <w:right w:w="100" w:type="dxa"/>
+            </w:tcMar>
+          </w:tcPr>
+          <w:p>
+            <w:pPr>
+              <w:pStyle w:val="Compact"/>
+              <w:spacing w:before="20" w:after="20" w:line="280" w:lineRule="exact"/>
+              <w:jc w:val="left"/>
+            </w:pPr>
+            <w:r>
+              <w:rPr>
+                <w:rFonts w:ascii="Arial" w:hAnsi="Arial" w:eastAsia="맑은 고딕"/>
+                <w:color w:val="333333"/>
+                <w:sz w:val="18"/>
+              </w:rPr>
+              <w:t xml:space="preserve">대상 선택 UI</w:t>
+            </w:r>
+          </w:p>
+        </w:tc>
+        <w:tc>
+          <w:tcPr>
+            <w:tcBorders>
+              <w:top w:val="single" w:sz="4" w:space="0" w:color="BFBFBF"/>
+              <w:bottom w:val="single" w:sz="4" w:space="0" w:color="BFBFBF"/>
+              <w:left w:val="single" w:sz="4" w:space="0" w:color="BFBFBF"/>
+              <w:right w:val="single" w:sz="4" w:space="0" w:color="BFBFBF"/>
+            </w:tcBorders>
+            <w:shd w:fill="F2F7FB" w:val="clear"/>
+            <w:tcMar>
+              <w:top w:w="50" w:type="dxa"/>
+              <w:bottom w:w="50" w:type="dxa"/>
+              <w:left w:w="100" w:type="dxa"/>
+              <w:right w:w="100" w:type="dxa"/>
+            </w:tcMar>
+          </w:tcPr>
+          <w:p>
+            <w:pPr>
+              <w:pStyle w:val="Compact"/>
+              <w:spacing w:before="20" w:after="20" w:line="280" w:lineRule="exact"/>
+              <w:jc w:val="left"/>
+            </w:pPr>
+            <w:r>
+              <w:rPr>
+                <w:rFonts w:ascii="Arial" w:hAnsi="Arial" w:eastAsia="맑은 고딕"/>
+                <w:color w:val="333333"/>
+                <w:sz w:val="18"/>
+              </w:rPr>
+              <w:t xml:space="preserve">전체/그룹/조건별</w:t>
+            </w:r>
+          </w:p>
+        </w:tc>
+      </w:tr>
+      <w:tr>
+        <w:trPr/>
+        <w:tc>
+          <w:tcPr>
+            <w:tcBorders>
+              <w:top w:val="single" w:sz="4" w:space="0" w:color="BFBFBF"/>
+              <w:bottom w:val="single" w:sz="4" w:space="0" w:color="BFBFBF"/>
+              <w:left w:val="single" w:sz="4" w:space="0" w:color="BFBFBF"/>
+              <w:right w:val="single" w:sz="4" w:space="0" w:color="BFBFBF"/>
+            </w:tcBorders>
+            <w:tcMar>
+              <w:top w:w="50" w:type="dxa"/>
+              <w:bottom w:w="50" w:type="dxa"/>
+              <w:left w:w="100" w:type="dxa"/>
+              <w:right w:w="100" w:type="dxa"/>
+            </w:tcMar>
+          </w:tcPr>
+          <w:p>
+            <w:pPr>
+              <w:pStyle w:val="Compact"/>
+              <w:spacing w:before="20" w:after="20" w:line="280" w:lineRule="exact"/>
+              <w:jc w:val="left"/>
+            </w:pPr>
+            <w:r>
+              <w:rPr>
+                <w:rFonts w:ascii="Arial" w:hAnsi="Arial" w:eastAsia="맑은 고딕"/>
+                <w:color w:val="333333"/>
+                <w:sz w:val="18"/>
+              </w:rPr>
+              <w:t xml:space="preserve">3</w:t>
+            </w:r>
+          </w:p>
+        </w:tc>
+        <w:tc>
+          <w:tcPr>
+            <w:tcBorders>
+              <w:top w:val="single" w:sz="4" w:space="0" w:color="BFBFBF"/>
+              <w:bottom w:val="single" w:sz="4" w:space="0" w:color="BFBFBF"/>
+              <w:left w:val="single" w:sz="4" w:space="0" w:color="BFBFBF"/>
+              <w:right w:val="single" w:sz="4" w:space="0" w:color="BFBFBF"/>
+            </w:tcBorders>
+            <w:tcMar>
+              <w:top w:w="50" w:type="dxa"/>
+              <w:bottom w:w="50" w:type="dxa"/>
+              <w:left w:w="100" w:type="dxa"/>
+              <w:right w:w="100" w:type="dxa"/>
+            </w:tcMar>
+          </w:tcPr>
+          <w:p>
+            <w:pPr>
+              <w:pStyle w:val="Compact"/>
+              <w:spacing w:before="20" w:after="20" w:line="280" w:lineRule="exact"/>
+              <w:jc w:val="left"/>
+            </w:pPr>
+            <w:r>
+              <w:rPr>
+                <w:rFonts w:ascii="Arial" w:hAnsi="Arial" w:eastAsia="맑은 고딕"/>
+                <w:color w:val="333333"/>
+                <w:sz w:val="18"/>
+              </w:rPr>
+              <w:t xml:space="preserve">발송시간:</w:t>
+            </w:r>
+            <w:r>
+              <w:rPr>
+                <w:rFonts w:ascii="Arial" w:hAnsi="Arial" w:eastAsia="맑은 고딕"/>
+                <w:color w:val="333333"/>
+                <w:sz w:val="18"/>
+              </w:rPr>
+              <w:t xml:space="preserve"> </w:t>
+            </w:r>
+            <w:r>
+              <w:rPr>
+                <w:rFonts w:ascii="Arial" w:hAnsi="Arial" w:eastAsia="맑은 고딕"/>
+                <w:color w:val="333333"/>
+                <w:sz w:val="18"/>
+              </w:rPr>
+              <w:t xml:space="preserve">“</w:t>
+            </w:r>
+            <w:r>
+              <w:rPr>
+                <w:rFonts w:ascii="Arial" w:hAnsi="Arial" w:eastAsia="맑은 고딕"/>
+                <w:color w:val="333333"/>
+                <w:sz w:val="18"/>
+              </w:rPr>
+              <w:t xml:space="preserve">예약</w:t>
+            </w:r>
+            <w:r>
+              <w:rPr>
+                <w:rFonts w:ascii="Arial" w:hAnsi="Arial" w:eastAsia="맑은 고딕"/>
+                <w:color w:val="333333"/>
+                <w:sz w:val="18"/>
+              </w:rPr>
+              <w:t xml:space="preserve">”</w:t>
+            </w:r>
+            <w:r>
+              <w:rPr>
+                <w:rFonts w:ascii="Arial" w:hAnsi="Arial" w:eastAsia="맑은 고딕"/>
+                <w:color w:val="333333"/>
+                <w:sz w:val="18"/>
+              </w:rPr>
+              <w:t xml:space="preserve"> </w:t>
+            </w:r>
+            <w:r>
+              <w:rPr>
+                <w:rFonts w:ascii="Arial" w:hAnsi="Arial" w:eastAsia="맑은 고딕"/>
+                <w:color w:val="333333"/>
+                <w:sz w:val="18"/>
+              </w:rPr>
+              <w:t xml:space="preserve">→ 날짜/시간 선택</w:t>
+            </w:r>
+          </w:p>
+        </w:tc>
+        <w:tc>
+          <w:tcPr>
+            <w:tcBorders>
+              <w:top w:val="single" w:sz="4" w:space="0" w:color="BFBFBF"/>
+              <w:bottom w:val="single" w:sz="4" w:space="0" w:color="BFBFBF"/>
+              <w:left w:val="single" w:sz="4" w:space="0" w:color="BFBFBF"/>
+              <w:right w:val="single" w:sz="4" w:space="0" w:color="BFBFBF"/>
+            </w:tcBorders>
+            <w:tcMar>
+              <w:top w:w="50" w:type="dxa"/>
+              <w:bottom w:w="50" w:type="dxa"/>
+              <w:left w:w="100" w:type="dxa"/>
+              <w:right w:w="100" w:type="dxa"/>
+            </w:tcMar>
+          </w:tcPr>
+          <w:p>
+            <w:pPr>
+              <w:pStyle w:val="Compact"/>
+              <w:spacing w:before="20" w:after="20" w:line="280" w:lineRule="exact"/>
+              <w:jc w:val="left"/>
+            </w:pPr>
+            <w:r>
+              <w:rPr>
+                <w:rFonts w:ascii="Arial" w:hAnsi="Arial" w:eastAsia="맑은 고딕"/>
+                <w:color w:val="333333"/>
+                <w:sz w:val="18"/>
+              </w:rPr>
+              <w:t xml:space="preserve">DateTimePicker 표시</w:t>
+            </w:r>
+          </w:p>
+        </w:tc>
+        <w:tc>
+          <w:tcPr>
+            <w:tcBorders>
+              <w:top w:val="single" w:sz="4" w:space="0" w:color="BFBFBF"/>
+              <w:bottom w:val="single" w:sz="4" w:space="0" w:color="BFBFBF"/>
+              <w:left w:val="single" w:sz="4" w:space="0" w:color="BFBFBF"/>
+              <w:right w:val="single" w:sz="4" w:space="0" w:color="BFBFBF"/>
+            </w:tcBorders>
+            <w:tcMar>
+              <w:top w:w="50" w:type="dxa"/>
+              <w:bottom w:w="50" w:type="dxa"/>
+              <w:left w:w="100" w:type="dxa"/>
+              <w:right w:w="100" w:type="dxa"/>
+            </w:tcMar>
+          </w:tcPr>
+          <w:p>
+            <w:pPr>
+              <w:pStyle w:val="Compact"/>
+              <w:spacing w:before="20" w:after="20" w:line="280" w:lineRule="exact"/>
+              <w:jc w:val="left"/>
+            </w:pPr>
+            <w:r>
+              <w:rPr>
+                <w:rFonts w:ascii="Arial" w:hAnsi="Arial" w:eastAsia="맑은 고딕"/>
+                <w:color w:val="333333"/>
+                <w:sz w:val="18"/>
+              </w:rPr>
+              <w:t xml:space="preserve">미래 시점만 선택 가능</w:t>
+            </w:r>
+          </w:p>
+        </w:tc>
+      </w:tr>
+      <w:tr>
+        <w:trPr/>
+        <w:tc>
+          <w:tcPr>
+            <w:tcBorders>
+              <w:top w:val="single" w:sz="4" w:space="0" w:color="BFBFBF"/>
+              <w:bottom w:val="single" w:sz="4" w:space="0" w:color="BFBFBF"/>
+              <w:left w:val="single" w:sz="4" w:space="0" w:color="BFBFBF"/>
+              <w:right w:val="single" w:sz="4" w:space="0" w:color="BFBFBF"/>
+            </w:tcBorders>
+            <w:shd w:fill="F2F7FB" w:val="clear"/>
+            <w:tcMar>
+              <w:top w:w="50" w:type="dxa"/>
+              <w:bottom w:w="50" w:type="dxa"/>
+              <w:left w:w="100" w:type="dxa"/>
+              <w:right w:w="100" w:type="dxa"/>
+            </w:tcMar>
+          </w:tcPr>
+          <w:p>
+            <w:pPr>
+              <w:pStyle w:val="Compact"/>
+              <w:spacing w:before="20" w:after="20" w:line="280" w:lineRule="exact"/>
+              <w:jc w:val="left"/>
+            </w:pPr>
+            <w:r>
+              <w:rPr>
+                <w:rFonts w:ascii="Arial" w:hAnsi="Arial" w:eastAsia="맑은 고딕"/>
+                <w:color w:val="333333"/>
+                <w:sz w:val="18"/>
+              </w:rPr>
+              <w:t xml:space="preserve">4</w:t>
+            </w:r>
+          </w:p>
+        </w:tc>
+        <w:tc>
+          <w:tcPr>
+            <w:tcBorders>
+              <w:top w:val="single" w:sz="4" w:space="0" w:color="BFBFBF"/>
+              <w:bottom w:val="single" w:sz="4" w:space="0" w:color="BFBFBF"/>
+              <w:left w:val="single" w:sz="4" w:space="0" w:color="BFBFBF"/>
+              <w:right w:val="single" w:sz="4" w:space="0" w:color="BFBFBF"/>
+            </w:tcBorders>
+            <w:shd w:fill="F2F7FB" w:val="clear"/>
+            <w:tcMar>
+              <w:top w:w="50" w:type="dxa"/>
+              <w:bottom w:w="50" w:type="dxa"/>
+              <w:left w:w="100" w:type="dxa"/>
+              <w:right w:w="100" w:type="dxa"/>
+            </w:tcMar>
+          </w:tcPr>
+          <w:p>
+            <w:pPr>
+              <w:pStyle w:val="Compact"/>
+              <w:spacing w:before="20" w:after="20" w:line="280" w:lineRule="exact"/>
+              <w:jc w:val="left"/>
+            </w:pPr>
+            <w:r>
+              <w:rPr>
+                <w:rFonts w:ascii="Arial" w:hAnsi="Arial" w:eastAsia="맑은 고딕"/>
+                <w:color w:val="333333"/>
+                <w:sz w:val="18"/>
+              </w:rPr>
+              <w:t xml:space="preserve">[저장] 클릭</w:t>
+            </w:r>
+          </w:p>
+        </w:tc>
+        <w:tc>
+          <w:tcPr>
+            <w:tcBorders>
+              <w:top w:val="single" w:sz="4" w:space="0" w:color="BFBFBF"/>
+              <w:bottom w:val="single" w:sz="4" w:space="0" w:color="BFBFBF"/>
+              <w:left w:val="single" w:sz="4" w:space="0" w:color="BFBFBF"/>
+              <w:right w:val="single" w:sz="4" w:space="0" w:color="BFBFBF"/>
+            </w:tcBorders>
+            <w:shd w:fill="F2F7FB" w:val="clear"/>
+            <w:tcMar>
+              <w:top w:w="50" w:type="dxa"/>
+              <w:bottom w:w="50" w:type="dxa"/>
+              <w:left w:w="100" w:type="dxa"/>
+              <w:right w:w="100" w:type="dxa"/>
+            </w:tcMar>
+          </w:tcPr>
+          <w:p>
+            <w:pPr>
+              <w:pStyle w:val="Compact"/>
+              <w:spacing w:before="20" w:after="20" w:line="280" w:lineRule="exact"/>
+              <w:jc w:val="left"/>
+            </w:pPr>
+            <w:r>
+              <w:rPr>
+                <w:rStyle w:val="VerbatimChar"/>
+                <w:rFonts w:ascii="Arial" w:hAnsi="Arial" w:eastAsia="맑은 고딕"/>
+                <w:color w:val="333333"/>
+                <w:sz w:val="18"/>
+              </w:rPr>
+              <w:t xml:space="preserve">POST /api/push-notifications</w:t>
+            </w:r>
+            <w:r>
+              <w:rPr>
+                <w:rFonts w:ascii="Arial" w:hAnsi="Arial" w:eastAsia="맑은 고딕"/>
+                <w:color w:val="333333"/>
+                <w:sz w:val="18"/>
+              </w:rPr>
+              <w:t xml:space="preserve"> </w:t>
+            </w:r>
+            <w:r>
+              <w:rPr>
+                <w:rFonts w:ascii="Arial" w:hAnsi="Arial" w:eastAsia="맑은 고딕"/>
+                <w:color w:val="333333"/>
+                <w:sz w:val="18"/>
+              </w:rPr>
+              <w:t xml:space="preserve">→ 예약 등록</w:t>
+            </w:r>
+          </w:p>
+        </w:tc>
+        <w:tc>
+          <w:tcPr>
+            <w:tcBorders>
+              <w:top w:val="single" w:sz="4" w:space="0" w:color="BFBFBF"/>
+              <w:bottom w:val="single" w:sz="4" w:space="0" w:color="BFBFBF"/>
+              <w:left w:val="single" w:sz="4" w:space="0" w:color="BFBFBF"/>
+              <w:right w:val="single" w:sz="4" w:space="0" w:color="BFBFBF"/>
+            </w:tcBorders>
+            <w:shd w:fill="F2F7FB" w:val="clear"/>
+            <w:tcMar>
+              <w:top w:w="50" w:type="dxa"/>
+              <w:bottom w:w="50" w:type="dxa"/>
+              <w:left w:w="100" w:type="dxa"/>
+              <w:right w:w="100" w:type="dxa"/>
+            </w:tcMar>
+          </w:tcPr>
+          <w:p>
+            <w:pPr>
+              <w:pStyle w:val="Compact"/>
+              <w:spacing w:before="20" w:after="20" w:line="280" w:lineRule="exact"/>
+              <w:jc w:val="left"/>
+            </w:pPr>
+            <w:r>
+              <w:rPr>
+                <w:rFonts w:ascii="Arial" w:hAnsi="Arial" w:eastAsia="맑은 고딕"/>
+                <w:color w:val="333333"/>
+                <w:sz w:val="18"/>
+              </w:rPr>
+              <w:t xml:space="preserve">status=scheduled</w:t>
+            </w:r>
+          </w:p>
+        </w:tc>
+      </w:tr>
+      <w:tr>
+        <w:trPr/>
+        <w:tc>
+          <w:tcPr>
+            <w:tcBorders>
+              <w:top w:val="single" w:sz="4" w:space="0" w:color="BFBFBF"/>
+              <w:bottom w:val="single" w:sz="4" w:space="0" w:color="BFBFBF"/>
+              <w:left w:val="single" w:sz="4" w:space="0" w:color="BFBFBF"/>
+              <w:right w:val="single" w:sz="4" w:space="0" w:color="BFBFBF"/>
+            </w:tcBorders>
+            <w:tcMar>
+              <w:top w:w="50" w:type="dxa"/>
+              <w:bottom w:w="50" w:type="dxa"/>
+              <w:left w:w="100" w:type="dxa"/>
+              <w:right w:w="100" w:type="dxa"/>
+            </w:tcMar>
+          </w:tcPr>
+          <w:p>
+            <w:pPr>
+              <w:pStyle w:val="Compact"/>
+              <w:spacing w:before="20" w:after="20" w:line="280" w:lineRule="exact"/>
+              <w:jc w:val="left"/>
+            </w:pPr>
+            <w:r>
+              <w:rPr>
+                <w:rFonts w:ascii="Arial" w:hAnsi="Arial" w:eastAsia="맑은 고딕"/>
+                <w:color w:val="333333"/>
+                <w:sz w:val="18"/>
+              </w:rPr>
+              <w:t xml:space="preserve">5</w:t>
+            </w:r>
+          </w:p>
+        </w:tc>
+        <w:tc>
+          <w:tcPr>
+            <w:tcBorders>
+              <w:top w:val="single" w:sz="4" w:space="0" w:color="BFBFBF"/>
+              <w:bottom w:val="single" w:sz="4" w:space="0" w:color="BFBFBF"/>
+              <w:left w:val="single" w:sz="4" w:space="0" w:color="BFBFBF"/>
+              <w:right w:val="single" w:sz="4" w:space="0" w:color="BFBFBF"/>
+            </w:tcBorders>
+            <w:tcMar>
+              <w:top w:w="50" w:type="dxa"/>
+              <w:bottom w:w="50" w:type="dxa"/>
+              <w:left w:w="100" w:type="dxa"/>
+              <w:right w:w="100" w:type="dxa"/>
+            </w:tcMar>
+          </w:tcPr>
+          <w:p>
+            <w:pPr>
+              <w:pStyle w:val="Compact"/>
+              <w:spacing w:before="20" w:after="20" w:line="280" w:lineRule="exact"/>
+              <w:jc w:val="left"/>
+            </w:pPr>
+            <w:r>
+              <w:rPr>
+                <w:rFonts w:ascii="Arial" w:hAnsi="Arial" w:eastAsia="맑은 고딕"/>
+                <w:color w:val="333333"/>
+                <w:sz w:val="18"/>
+              </w:rPr>
+              <w:t xml:space="preserve">예약 시간 도래</w:t>
+            </w:r>
+          </w:p>
+        </w:tc>
+        <w:tc>
+          <w:tcPr>
+            <w:tcBorders>
+              <w:top w:val="single" w:sz="4" w:space="0" w:color="BFBFBF"/>
+              <w:bottom w:val="single" w:sz="4" w:space="0" w:color="BFBFBF"/>
+              <w:left w:val="single" w:sz="4" w:space="0" w:color="BFBFBF"/>
+              <w:right w:val="single" w:sz="4" w:space="0" w:color="BFBFBF"/>
+            </w:tcBorders>
+            <w:tcMar>
+              <w:top w:w="50" w:type="dxa"/>
+              <w:bottom w:w="50" w:type="dxa"/>
+              <w:left w:w="100" w:type="dxa"/>
+              <w:right w:w="100" w:type="dxa"/>
+            </w:tcMar>
+          </w:tcPr>
+          <w:p>
+            <w:pPr>
+              <w:pStyle w:val="Compact"/>
+              <w:spacing w:before="20" w:after="20" w:line="280" w:lineRule="exact"/>
+              <w:jc w:val="left"/>
+            </w:pPr>
+            <w:r>
+              <w:rPr>
+                <w:rFonts w:ascii="Arial" w:hAnsi="Arial" w:eastAsia="맑은 고딕"/>
+                <w:color w:val="333333"/>
+                <w:sz w:val="18"/>
+              </w:rPr>
+              <w:t xml:space="preserve">서버: FCM/APNs 발송 시작</w:t>
+            </w:r>
+          </w:p>
+        </w:tc>
+        <w:tc>
+          <w:tcPr>
+            <w:tcBorders>
+              <w:top w:val="single" w:sz="4" w:space="0" w:color="BFBFBF"/>
+              <w:bottom w:val="single" w:sz="4" w:space="0" w:color="BFBFBF"/>
+              <w:left w:val="single" w:sz="4" w:space="0" w:color="BFBFBF"/>
+              <w:right w:val="single" w:sz="4" w:space="0" w:color="BFBFBF"/>
+            </w:tcBorders>
+            <w:tcMar>
+              <w:top w:w="50" w:type="dxa"/>
+              <w:bottom w:w="50" w:type="dxa"/>
+              <w:left w:w="100" w:type="dxa"/>
+              <w:right w:w="100" w:type="dxa"/>
+            </w:tcMar>
+          </w:tcPr>
+          <w:p>
+            <w:pPr>
+              <w:pStyle w:val="Compact"/>
+              <w:spacing w:before="20" w:after="20" w:line="280" w:lineRule="exact"/>
+              <w:jc w:val="left"/>
+            </w:pPr>
+            <w:r>
+              <w:rPr>
+                <w:rFonts w:ascii="Arial" w:hAnsi="Arial" w:eastAsia="맑은 고딕"/>
+                <w:color w:val="333333"/>
+                <w:sz w:val="18"/>
+              </w:rPr>
+              <w:t xml:space="preserve">비동기 큐 처리</w:t>
+            </w:r>
+          </w:p>
+        </w:tc>
+      </w:tr>
+      <w:tr>
+        <w:trPr/>
+        <w:tc>
+          <w:tcPr>
+            <w:tcBorders>
+              <w:top w:val="single" w:sz="4" w:space="0" w:color="BFBFBF"/>
+              <w:bottom w:val="single" w:sz="4" w:space="0" w:color="BFBFBF"/>
+              <w:left w:val="single" w:sz="4" w:space="0" w:color="BFBFBF"/>
+              <w:right w:val="single" w:sz="4" w:space="0" w:color="BFBFBF"/>
+            </w:tcBorders>
+            <w:shd w:fill="F2F7FB" w:val="clear"/>
+            <w:tcMar>
+              <w:top w:w="50" w:type="dxa"/>
+              <w:bottom w:w="50" w:type="dxa"/>
+              <w:left w:w="100" w:type="dxa"/>
+              <w:right w:w="100" w:type="dxa"/>
+            </w:tcMar>
+          </w:tcPr>
+          <w:p>
+            <w:pPr>
+              <w:pStyle w:val="Compact"/>
+              <w:spacing w:before="20" w:after="20" w:line="280" w:lineRule="exact"/>
+              <w:jc w:val="left"/>
+            </w:pPr>
+            <w:r>
+              <w:rPr>
+                <w:rFonts w:ascii="Arial" w:hAnsi="Arial" w:eastAsia="맑은 고딕"/>
+                <w:color w:val="333333"/>
+                <w:sz w:val="18"/>
+              </w:rPr>
+              <w:t xml:space="preserve">6</w:t>
+            </w:r>
+          </w:p>
+        </w:tc>
+        <w:tc>
+          <w:tcPr>
+            <w:tcBorders>
+              <w:top w:val="single" w:sz="4" w:space="0" w:color="BFBFBF"/>
+              <w:bottom w:val="single" w:sz="4" w:space="0" w:color="BFBFBF"/>
+              <w:left w:val="single" w:sz="4" w:space="0" w:color="BFBFBF"/>
+              <w:right w:val="single" w:sz="4" w:space="0" w:color="BFBFBF"/>
+            </w:tcBorders>
+            <w:shd w:fill="F2F7FB" w:val="clear"/>
+            <w:tcMar>
+              <w:top w:w="50" w:type="dxa"/>
+              <w:bottom w:w="50" w:type="dxa"/>
+              <w:left w:w="100" w:type="dxa"/>
+              <w:right w:w="100" w:type="dxa"/>
+            </w:tcMar>
+          </w:tcPr>
+          <w:p>
+            <w:pPr>
+              <w:pStyle w:val="Compact"/>
+              <w:spacing w:before="20" w:after="20" w:line="280" w:lineRule="exact"/>
+              <w:jc w:val="left"/>
+            </w:pPr>
+            <w:r>
+              <w:rPr>
+                <w:rFonts w:ascii="Arial" w:hAnsi="Arial" w:eastAsia="맑은 고딕"/>
+                <w:color w:val="333333"/>
+                <w:sz w:val="18"/>
+              </w:rPr>
+              <w:t xml:space="preserve">발송 완료 후</w:t>
+            </w:r>
+          </w:p>
+        </w:tc>
+        <w:tc>
+          <w:tcPr>
+            <w:tcBorders>
+              <w:top w:val="single" w:sz="4" w:space="0" w:color="BFBFBF"/>
+              <w:bottom w:val="single" w:sz="4" w:space="0" w:color="BFBFBF"/>
+              <w:left w:val="single" w:sz="4" w:space="0" w:color="BFBFBF"/>
+              <w:right w:val="single" w:sz="4" w:space="0" w:color="BFBFBF"/>
+            </w:tcBorders>
+            <w:shd w:fill="F2F7FB" w:val="clear"/>
+            <w:tcMar>
+              <w:top w:w="50" w:type="dxa"/>
+              <w:bottom w:w="50" w:type="dxa"/>
+              <w:left w:w="100" w:type="dxa"/>
+              <w:right w:w="100" w:type="dxa"/>
+            </w:tcMar>
+          </w:tcPr>
+          <w:p>
+            <w:pPr>
+              <w:pStyle w:val="Compact"/>
+              <w:spacing w:before="20" w:after="20" w:line="280" w:lineRule="exact"/>
+              <w:jc w:val="left"/>
+            </w:pPr>
+            <w:r>
+              <w:rPr>
+                <w:rFonts w:ascii="Arial" w:hAnsi="Arial" w:eastAsia="맑은 고딕"/>
+                <w:color w:val="333333"/>
+                <w:sz w:val="18"/>
+              </w:rPr>
+              <w:t xml:space="preserve">상태→completed, 성공/실패 건수 집계</w:t>
+            </w:r>
+          </w:p>
+        </w:tc>
+        <w:tc>
+          <w:tcPr>
+            <w:tcBorders>
+              <w:top w:val="single" w:sz="4" w:space="0" w:color="BFBFBF"/>
+              <w:bottom w:val="single" w:sz="4" w:space="0" w:color="BFBFBF"/>
+              <w:left w:val="single" w:sz="4" w:space="0" w:color="BFBFBF"/>
+              <w:right w:val="single" w:sz="4" w:space="0" w:color="BFBFBF"/>
+            </w:tcBorders>
+            <w:shd w:fill="F2F7FB" w:val="clear"/>
+            <w:tcMar>
+              <w:top w:w="50" w:type="dxa"/>
+              <w:bottom w:w="50" w:type="dxa"/>
+              <w:left w:w="100" w:type="dxa"/>
+              <w:right w:w="100" w:type="dxa"/>
+            </w:tcMar>
+          </w:tcPr>
+          <w:p>
+            <w:pPr>
+              <w:pStyle w:val="Compact"/>
+              <w:spacing w:before="20" w:after="20" w:line="280" w:lineRule="exact"/>
+              <w:jc w:val="left"/>
+            </w:pPr>
+            <w:r>
+              <w:rPr>
+                <w:rFonts w:ascii="Arial" w:hAnsi="Arial" w:eastAsia="맑은 고딕"/>
+                <w:color w:val="333333"/>
+                <w:sz w:val="18"/>
+              </w:rPr>
+              <w:t xml:space="preserve">발송 결과 통계</w:t>
+            </w:r>
+          </w:p>
+        </w:tc>
+      </w:tr>
+    </w:tbl>
+    <w:p>
+      <w:r>
+        <w:pict>
+          <v:rect style="width:0;height:1.5pt" o:hralign="center" o:hrstd="t" o:hr="t"/>
+        </w:pict>
+      </w:r>
+    </w:p>
+    <w:p>
+      <w:pPr>
+        <w:pStyle w:val="Heading2"/>
+      </w:pPr>
+      <w:bookmarkStart w:id="34" w:name="개발자용-정책-설명"/>
+      <w:r>
+        <w:t xml:space="preserve">5. 개발자용 정책 설명</w:t>
+      </w:r>
+      <w:bookmarkEnd w:id="34"/>
+    </w:p>
+    <w:p>
+      <w:pPr>
+        <w:pStyle w:val="Heading3"/>
+      </w:pPr>
+      <w:bookmarkStart w:id="35" w:name="발송-대상-정책"/>
+      <w:r>
+        <w:t xml:space="preserve">5.1. 발송 대상 정책</w:t>
+      </w:r>
+      <w:bookmarkEnd w:id="35"/>
+    </w:p>
+    <w:p>
+      <w:pPr>
+        <w:pStyle w:val="SourceCode"/>
+      </w:pPr>
+      <w:r>
+        <w:rPr>
+          <w:rStyle w:val="VerbatimChar"/>
+        </w:rPr>
+        <w:t xml:space="preserve">pushEnabled=false인 회원: 발송 대상에서 제외</w:t>
+      </w:r>
+      <w:r>
+        <w:br/>
+      </w:r>
+      <w:r>
+        <w:rPr>
+          <w:rStyle w:val="VerbatimChar"/>
+        </w:rPr>
+        <w:t xml:space="preserve">대상 유형: 전체 회원 / 회원 그룹(member_segment) / 개별 선택</w:t>
+      </w:r>
+      <w:r>
+        <w:br/>
+      </w:r>
+      <w:r>
+        <w:rPr>
+          <w:rStyle w:val="VerbatimChar"/>
+        </w:rPr>
+        <w:t xml:space="preserve">대량 발송(1만+): 청크 단위 비동기 큐 처리</w:t>
+      </w:r>
+    </w:p>
+    <w:p>
+      <w:pPr>
+        <w:pStyle w:val="Heading3"/>
+      </w:pPr>
+      <w:bookmarkStart w:id="36" w:name="발송-실패-처리"/>
+      <w:r>
+        <w:t xml:space="preserve">5.2. 발송 실패 처리</w:t>
+      </w:r>
+      <w:bookmarkEnd w:id="36"/>
+    </w:p>
+    <w:p>
+      <w:pPr>
+        <w:pStyle w:val="SourceCode"/>
+      </w:pPr>
+      <w:r>
+        <w:rPr>
+          <w:rStyle w:val="VerbatimChar"/>
+        </w:rPr>
+        <w:t xml:space="preserve">FCM/APNs 발송 실패: 재시도 3회 (exponential backoff)</w:t>
+      </w:r>
+      <w:r>
+        <w:br/>
+      </w:r>
+      <w:r>
+        <w:rPr>
+          <w:rStyle w:val="VerbatimChar"/>
+        </w:rPr>
+        <w:t xml:space="preserve">디바이스 토큰 만료: 해당 토큰 삭제 + 회원 pushEnabled 유지</w:t>
+      </w:r>
+      <w:r>
+        <w:br/>
+      </w:r>
+      <w:r>
+        <w:rPr>
+          <w:rStyle w:val="VerbatimChar"/>
+        </w:rPr>
+        <w:t xml:space="preserve">최종 실패: 발송 로그에 기록, 관리자 통계에 실패 건수 표시</w:t>
       </w:r>
     </w:p>
     <w:sectPr/>
